--- a/word_reports/LP_0212_위치_378_Kraftwerk_Radio Activity.docx
+++ b/word_reports/LP_0212_위치_378_Kraftwerk_Radio Activity.docx
@@ -4,7 +4,7 @@
   <w:body>
     <w:p>
       <w:pPr>
-        <w:spacing w:after="280"/>
+        <w:spacing w:after="80"/>
       </w:pPr>
       <w:r>
         <w:rPr w:rFonts="맑은 고딕">
@@ -13,94 +13,47 @@
           <w:color w:val="1E3A8A"/>
           <w:sz w:val="30"/>
         </w:rPr>
-        <w:t>[378] Kraftwerk - Radio Activity</w:t>
+        <w:t>Kraftwerk (크라프트베르크) - Radio Activity</w:t>
       </w:r>
     </w:p>
     <w:p>
       <w:pPr>
-        <w:spacing w:after="320"/>
+        <w:spacing w:after="240"/>
       </w:pPr>
       <w:r>
         <w:rPr w:rFonts="맑은 고딕">
           <w:rFonts w:ascii="맑은 고딕" w:hAnsi="맑은 고딕" w:eastAsia="맑은 고딕"/>
           <w:b/>
-          <w:sz w:val="20"/>
+          <w:color w:val="4B5563"/>
+          <w:sz w:val="22"/>
         </w:rPr>
-        <w:t>■ 위치 : 378</w:t>
-        <w:br/>
-      </w:r>
-      <w:r>
-        <w:rPr w:rFonts="맑은 고딕">
-          <w:rFonts w:ascii="맑은 고딕" w:hAnsi="맑은 고딕" w:eastAsia="맑은 고딕"/>
-          <w:b/>
-          <w:sz w:val="20"/>
-        </w:rPr>
-        <w:t>■ 아티스트 : Kraftwerk</w:t>
-        <w:br/>
-      </w:r>
-      <w:r>
-        <w:rPr w:rFonts="맑은 고딕">
-          <w:rFonts w:ascii="맑은 고딕" w:hAnsi="맑은 고딕" w:eastAsia="맑은 고딕"/>
-          <w:b/>
-          <w:sz w:val="20"/>
-        </w:rPr>
-        <w:t>■ 앨범명 : Radio Activity</w:t>
-        <w:br/>
-      </w:r>
-      <w:r>
-        <w:rPr w:rFonts="맑은 고딕">
-          <w:rFonts w:ascii="맑은 고딕" w:hAnsi="맑은 고딕" w:eastAsia="맑은 고딕"/>
-          <w:b w:val="0"/>
-          <w:sz w:val="20"/>
-        </w:rPr>
-        <w:t>■ 음반 레이블 : Capitol Records / EMI (Kling Klang)</w:t>
-        <w:br/>
-      </w:r>
-      <w:r>
-        <w:rPr w:rFonts="맑은 고딕">
-          <w:rFonts w:ascii="맑은 고딕" w:hAnsi="맑은 고딕" w:eastAsia="맑은 고딕"/>
-          <w:b w:val="0"/>
-          <w:sz w:val="20"/>
-        </w:rPr>
-        <w:t>■ 발매년도 : 1975</w:t>
-        <w:br/>
-      </w:r>
-      <w:r>
-        <w:rPr w:rFonts="맑은 고딕">
-          <w:rFonts w:ascii="맑은 고딕" w:hAnsi="맑은 고딕" w:eastAsia="맑은 고딕"/>
-          <w:b w:val="0"/>
-          <w:sz w:val="20"/>
-        </w:rPr>
-        <w:t>■ 장르 : 신스팝(Synth-pop), 크라우트록(Krautrock), 일렉트로닉(Electronic)</w:t>
-        <w:br/>
-      </w:r>
-      <w:r>
-        <w:rPr w:rFonts="맑은 고딕">
-          <w:rFonts w:ascii="맑은 고딕" w:hAnsi="맑은 고딕" w:eastAsia="맑은 고딕"/>
-          <w:b w:val="0"/>
-          <w:sz w:val="20"/>
-        </w:rPr>
-        <w:t>■ 주요 수록곡 : 1. Geiger Counter</w:t>
-        <w:br/>
+        <w:t>위치 :  378</w:t>
       </w:r>
     </w:p>
     <w:p>
       <w:pPr>
-        <w:spacing w:after="160"/>
+        <w:spacing w:line="324" w:lineRule="auto" w:before="80" w:after="160"/>
       </w:pPr>
       <w:r>
         <w:rPr w:rFonts="맑은 고딕">
           <w:rFonts w:ascii="맑은 고딕" w:hAnsi="맑은 고딕" w:eastAsia="맑은 고딕"/>
           <w:b/>
           <w:color w:val="1F2937"/>
-          <w:sz w:val="24"/>
+          <w:sz w:val="22"/>
         </w:rPr>
-        <w:t>■ 음반 해설 및 감상 가이드</w:t>
+        <w:t xml:space="preserve">[음반 소개] </w:t>
+      </w:r>
+      <w:r>
+        <w:rPr w:rFonts="맑은 고딕">
+          <w:rFonts w:ascii="맑은 고딕" w:hAnsi="맑은 고딕" w:eastAsia="맑은 고딕"/>
+          <w:b w:val="0"/>
+          <w:sz w:val="21"/>
+        </w:rPr>
       </w:r>
     </w:p>
     <w:p>
       <w:pPr>
-        <w:spacing w:line="312" w:lineRule="auto" w:after="120"/>
+        <w:spacing w:line="324" w:lineRule="auto" w:after="120"/>
       </w:pPr>
       <w:r>
         <w:rPr w:rFonts="맑은 고딕">
@@ -108,51 +61,516 @@
           <w:b w:val="0"/>
           <w:sz w:val="21"/>
         </w:rPr>
-        <w:t>독일 일렉트로닉 음악의 거장 크라프트베르크(Kraftwerk)가 1975년에 발표한 다섯 번째 스튜디오 앨범 《Radio-Activity》(독일어 표기: 《Radio-Aktivität》)는 이들의 디스코그래피에서 매우 중요한 개념적 전환점을 이루는 명반입니다. 이 앨범은 ‘방사능(Radioactivity)’과 ‘무선 통신 미디어의 활동(Radio-Activity)’이라는 이중적인 언어유희와 컨셉을 바탕으로 기획되었습니다. 전작 《Autobahn》의 세계적 성공에 이어 선보인 이 작품은 외부 프로듀서의 손을 거치지 않고 자신들만의 전설적인 ‘클링 클랑(Kling Klang)’ 스튜디오에서 전적으로 자체 프로듀싱한 첫 번째 음반으로, 현대 전자음악의 새로운 지평을 열었습니다.</w:t>
+        <w:t>차가운 기계 문명의 심장부에서 피어난 가장 서정적이고 철학적인 전자음악의 서사시, 크라프트베르크의 1975년 작 『Radio Activity』는 소리와 침묵의 경계를 허문 음악사의 기념비적 걸작입니다. 라디오 전파의 신비로운 울림과 원자력이라는 현대 과학의 이중성을 시적 언어와 미니멀한 신시사이저 선율로 정제해 낸 이 음반은, 기술이 예술의 정점에 도달했을 때 발현되는 숭고한 미학을 완벽하게 증명합니다. 전위적인 아방가르드의 실험 정신과 고전 음악의 정갈한 형식미가 절묘한 조화를 이루며, 반세기가 흐른 오늘날에도 차가운 금속성 텍스처 속에 온기를 머금은 채 영원한 감동의 파동으로 귓가에 머뭅니다.</w:t>
       </w:r>
     </w:p>
     <w:p>
       <w:pPr>
-        <w:spacing w:line="312" w:lineRule="auto" w:after="120"/>
+        <w:spacing w:line="324" w:lineRule="auto" w:before="200" w:after="80"/>
       </w:pPr>
+      <w:r>
+        <w:rPr w:rFonts="맑은 고딕">
+          <w:rFonts w:ascii="맑은 고딕" w:hAnsi="맑은 고딕" w:eastAsia="맑은 고딕"/>
+          <w:b/>
+          <w:color w:val="1E3A8A"/>
+          <w:sz w:val="24"/>
+        </w:rPr>
+        <w:t>1. 음반 데이터</w:t>
+      </w:r>
+    </w:p>
+    <w:p>
+      <w:pPr>
+        <w:spacing w:line="324" w:lineRule="auto" w:after="80"/>
+      </w:pPr>
+      <w:r>
+        <w:rPr w:rFonts="맑은 고딕">
+          <w:rFonts w:ascii="맑은 고딕" w:hAnsi="맑은 고딕" w:eastAsia="맑은 고딕"/>
+          <w:b w:val="0"/>
+          <w:color w:val="6B7280"/>
+          <w:sz w:val="21"/>
+        </w:rPr>
+        <w:t xml:space="preserve">· </w:t>
+      </w:r>
+      <w:r>
+        <w:rPr w:rFonts="맑은 고딕">
+          <w:rFonts w:ascii="맑은 고딕" w:hAnsi="맑은 고딕" w:eastAsia="맑은 고딕"/>
+          <w:b/>
+          <w:color w:val="1F2937"/>
+          <w:sz w:val="21"/>
+        </w:rPr>
+        <w:t xml:space="preserve">앨범명: </w:t>
+      </w:r>
       <w:r>
         <w:rPr w:rFonts="맑은 고딕">
           <w:rFonts w:ascii="맑은 고딕" w:hAnsi="맑은 고딕" w:eastAsia="맑은 고딕"/>
           <w:b w:val="0"/>
           <w:sz w:val="21"/>
         </w:rPr>
-        <w:t>음악적으로 《Radio-Activity》는 미니멀리즘과 팝적인 멜로디, 그리고 전위적인 사운드 스케이프의 절묘한 조화를 보여줍니다. 아날로그 신디사이저, 보코더, 미니무그, 그리고 실제 라디오 주파수의 잡음과 가이거 계측기 소리 같은 구체음악(Musique Concrète)적 요소들을 과감히 도입하여 독창적인 음향 세계를 구축했습니다. 특히 랄프 훠터(Ralf Hütter)와 플로리안 슈나이더(Florian Schneider)는 영어와 독일어를 결합한 이중 언어 가사를 본격적으로 도입하여, 미디어와 과학 기술이 현대 사회에 미치는 영향을 냉철하면서도 서정적인 어조로 풀어냈습니다.</w:t>
+        <w:t>Radio Activity</w:t>
       </w:r>
     </w:p>
     <w:p>
       <w:pPr>
-        <w:spacing w:line="312" w:lineRule="auto" w:after="120"/>
+        <w:spacing w:line="324" w:lineRule="auto" w:after="80"/>
       </w:pPr>
+      <w:r>
+        <w:rPr w:rFonts="맑은 고딕">
+          <w:rFonts w:ascii="맑은 고딕" w:hAnsi="맑은 고딕" w:eastAsia="맑은 고딕"/>
+          <w:b w:val="0"/>
+          <w:color w:val="6B7280"/>
+          <w:sz w:val="21"/>
+        </w:rPr>
+        <w:t xml:space="preserve">· </w:t>
+      </w:r>
+      <w:r>
+        <w:rPr w:rFonts="맑은 고딕">
+          <w:rFonts w:ascii="맑은 고딕" w:hAnsi="맑은 고딕" w:eastAsia="맑은 고딕"/>
+          <w:b/>
+          <w:color w:val="1F2937"/>
+          <w:sz w:val="21"/>
+        </w:rPr>
+        <w:t xml:space="preserve">아티스트: </w:t>
+      </w:r>
       <w:r>
         <w:rPr w:rFonts="맑은 고딕">
           <w:rFonts w:ascii="맑은 고딕" w:hAnsi="맑은 고딕" w:eastAsia="맑은 고딕"/>
           <w:b w:val="0"/>
           <w:sz w:val="21"/>
         </w:rPr>
-        <w:t>앨범의 도입부를 알리는 긴박한 가이거 계측기 소리의 「Geiger Counter」에 이어 등장하는 타이틀곡 「Radioactivity」는 영롱한 신디사이저 멜로디와 스산한 보코더 음성이 교차하는 앨범의 단연 으뜸인 하이라이트입니다. 이 곡은 후일 반핵 운동의 상징적인 트랙으로 재해석되기도 했습니다. 또한 라디오 파장의 투명한 아름다움을 담아낸 「Radioland」와 서정적인 멜로디가 돋보이는 「Airwaves」, 모스 부호 리듬을 재치 있게 활용한 「Antenna」를 거쳐, 앨범의 마지막을 장식하는 「Ohm Sweet Ohm」은 정적인 분위기에서 시작하여 웅장하고 장엄한 전자음의 대서사시로 고조되며 깊은 울림을 남깁니다.</w:t>
+        <w:t>Kraftwerk (크라프트베르크)</w:t>
       </w:r>
     </w:p>
     <w:p>
       <w:pPr>
-        <w:spacing w:line="312" w:lineRule="auto" w:after="120"/>
+        <w:spacing w:line="324" w:lineRule="auto" w:after="80"/>
       </w:pPr>
+      <w:r>
+        <w:rPr w:rFonts="맑은 고딕">
+          <w:rFonts w:ascii="맑은 고딕" w:hAnsi="맑은 고딕" w:eastAsia="맑은 고딕"/>
+          <w:b w:val="0"/>
+          <w:color w:val="6B7280"/>
+          <w:sz w:val="21"/>
+        </w:rPr>
+        <w:t xml:space="preserve">· </w:t>
+      </w:r>
+      <w:r>
+        <w:rPr w:rFonts="맑은 고딕">
+          <w:rFonts w:ascii="맑은 고딕" w:hAnsi="맑은 고딕" w:eastAsia="맑은 고딕"/>
+          <w:b/>
+          <w:color w:val="1F2937"/>
+          <w:sz w:val="21"/>
+        </w:rPr>
+        <w:t xml:space="preserve">발매 정보: </w:t>
+      </w:r>
       <w:r>
         <w:rPr w:rFonts="맑은 고딕">
           <w:rFonts w:ascii="맑은 고딕" w:hAnsi="맑은 고딕" w:eastAsia="맑은 고딕"/>
           <w:b w:val="0"/>
           <w:sz w:val="21"/>
         </w:rPr>
-        <w:t>《Radio-Activity》는 단순한 대중음악의 영역을 넘어 현대 전자음악, 신스팝, 디트로이트 테크노, 그리고 앰비언트 장르의 발전에 결정적인 영감을 제공한 역사적 유산입니다. 기계와 인간의 경계를 허무는 독특한 미학, 정교하게 설계된 음향 배치, 그리고 서늘하도록 아름다운 메카닉 낭만주의는 LP의 아날로그 판골을 타고 흐르는 미세한 진동을 통해 비로소 참된 가치를 발휘합니다. 전자음악의 시대를 예고한 이 위대한 이정표는 음악 감상자와 음반 컬렉터 모두에게 대체 불가능한 미학적 경험을 선사할 것입니다.</w:t>
+        <w:t>1975년 11월 뒤셀도르프의 전설적인 '클링 클랑(Kling Klang)' 스튜디오에서 멤버들이 직접 프로듀싱하여 발매한 통산 다섯 번째 정규 음반이자, 전통 악기를 완전히 배제하고 순수 전자음향의 세계로 진입한 최초의 콘셉트 앨범입니다.</w:t>
+      </w:r>
+    </w:p>
+    <w:p>
+      <w:pPr>
+        <w:spacing w:line="324" w:lineRule="auto" w:after="80"/>
+      </w:pPr>
+      <w:r>
+        <w:rPr w:rFonts="맑은 고딕">
+          <w:rFonts w:ascii="맑은 고딕" w:hAnsi="맑은 고딕" w:eastAsia="맑은 고딕"/>
+          <w:b w:val="0"/>
+          <w:color w:val="6B7280"/>
+          <w:sz w:val="21"/>
+        </w:rPr>
+        <w:t xml:space="preserve">· </w:t>
+      </w:r>
+      <w:r>
+        <w:rPr w:rFonts="맑은 고딕">
+          <w:rFonts w:ascii="맑은 고딕" w:hAnsi="맑은 고딕" w:eastAsia="맑은 고딕"/>
+          <w:b/>
+          <w:color w:val="1F2937"/>
+          <w:sz w:val="21"/>
+        </w:rPr>
+        <w:t xml:space="preserve">LP 인기도(판매량): </w:t>
+      </w:r>
+      <w:r>
+        <w:rPr w:rFonts="맑은 고딕">
+          <w:rFonts w:ascii="맑은 고딕" w:hAnsi="맑은 고딕" w:eastAsia="맑은 고딕"/>
+          <w:b w:val="0"/>
+          <w:sz w:val="21"/>
+        </w:rPr>
+        <w:t>발매 직후 유럽 전역에서 뜨거운 반응을 얻었으며, 특히 프랑스 싱글 차트 1위를 기록하고 프랑스 내에서만 50만 장 이상의 판매고를 올리는 등 상업적 성공과 대중적 인지도를 확고히 구축한 명반입니다.</w:t>
+      </w:r>
+    </w:p>
+    <w:p>
+      <w:pPr>
+        <w:spacing w:line="324" w:lineRule="auto" w:after="80"/>
+      </w:pPr>
+      <w:r>
+        <w:rPr w:rFonts="맑은 고딕">
+          <w:rFonts w:ascii="맑은 고딕" w:hAnsi="맑은 고딕" w:eastAsia="맑은 고딕"/>
+          <w:b w:val="0"/>
+          <w:color w:val="6B7280"/>
+          <w:sz w:val="21"/>
+        </w:rPr>
+        <w:t xml:space="preserve">· </w:t>
+      </w:r>
+      <w:r>
+        <w:rPr w:rFonts="맑은 고딕">
+          <w:rFonts w:ascii="맑은 고딕" w:hAnsi="맑은 고딕" w:eastAsia="맑은 고딕"/>
+          <w:b/>
+          <w:color w:val="1F2937"/>
+          <w:sz w:val="21"/>
+        </w:rPr>
+        <w:t xml:space="preserve">각종 수상경력: </w:t>
+      </w:r>
+      <w:r>
+        <w:rPr w:rFonts="맑은 고딕">
+          <w:rFonts w:ascii="맑은 고딕" w:hAnsi="맑은 고딕" w:eastAsia="맑은 고딕"/>
+          <w:b w:val="0"/>
+          <w:sz w:val="21"/>
+        </w:rPr>
+        <w:t>NME, 롤링 스톤(Rolling Stone), 피치포크(Pitchfork) 등 세계 유수 음악 매체의 '역대 최고 일렉트로닉 명반' 리스트에 지속적으로 헌정되었으며, 크라프트베르크의 2014년 그래미 평생공로상 수상과 2021년 로큰롤 명예의 전당 헌액의 굳건한 예술적 초석이 되었습니다.</w:t>
+      </w:r>
+    </w:p>
+    <w:p>
+      <w:pPr>
+        <w:spacing w:line="324" w:lineRule="auto" w:before="200" w:after="80"/>
+      </w:pPr>
+      <w:r>
+        <w:rPr w:rFonts="맑은 고딕">
+          <w:rFonts w:ascii="맑은 고딕" w:hAnsi="맑은 고딕" w:eastAsia="맑은 고딕"/>
+          <w:b/>
+          <w:color w:val="1E3A8A"/>
+          <w:sz w:val="24"/>
+        </w:rPr>
+        <w:t>2. 아티스트 정보</w:t>
+      </w:r>
+    </w:p>
+    <w:p>
+      <w:pPr>
+        <w:spacing w:line="324" w:lineRule="auto" w:after="80"/>
+      </w:pPr>
+      <w:r>
+        <w:rPr w:rFonts="맑은 고딕">
+          <w:rFonts w:ascii="맑은 고딕" w:hAnsi="맑은 고딕" w:eastAsia="맑은 고딕"/>
+          <w:b w:val="0"/>
+          <w:color w:val="6B7280"/>
+          <w:sz w:val="21"/>
+        </w:rPr>
+        <w:t xml:space="preserve">· </w:t>
+      </w:r>
+      <w:r>
+        <w:rPr w:rFonts="맑은 고딕">
+          <w:rFonts w:ascii="맑은 고딕" w:hAnsi="맑은 고딕" w:eastAsia="맑은 고딕"/>
+          <w:b/>
+          <w:color w:val="1F2937"/>
+          <w:sz w:val="21"/>
+        </w:rPr>
+        <w:t xml:space="preserve">국적: </w:t>
+      </w:r>
+      <w:r>
+        <w:rPr w:rFonts="맑은 고딕">
+          <w:rFonts w:ascii="맑은 고딕" w:hAnsi="맑은 고딕" w:eastAsia="맑은 고딕"/>
+          <w:b w:val="0"/>
+          <w:sz w:val="21"/>
+        </w:rPr>
+        <w:t>독일 (Germany)</w:t>
+      </w:r>
+    </w:p>
+    <w:p>
+      <w:pPr>
+        <w:spacing w:line="324" w:lineRule="auto" w:after="80"/>
+      </w:pPr>
+      <w:r>
+        <w:rPr w:rFonts="맑은 고딕">
+          <w:rFonts w:ascii="맑은 고딕" w:hAnsi="맑은 고딕" w:eastAsia="맑은 고딕"/>
+          <w:b w:val="0"/>
+          <w:color w:val="6B7280"/>
+          <w:sz w:val="21"/>
+        </w:rPr>
+        <w:t xml:space="preserve">· </w:t>
+      </w:r>
+      <w:r>
+        <w:rPr w:rFonts="맑은 고딕">
+          <w:rFonts w:ascii="맑은 고딕" w:hAnsi="맑은 고딕" w:eastAsia="맑은 고딕"/>
+          <w:b/>
+          <w:color w:val="1F2937"/>
+          <w:sz w:val="21"/>
+        </w:rPr>
+        <w:t xml:space="preserve">생몰년도: </w:t>
+      </w:r>
+      <w:r>
+        <w:rPr w:rFonts="맑은 고딕">
+          <w:rFonts w:ascii="맑은 고딕" w:hAnsi="맑은 고딕" w:eastAsia="맑은 고딕"/>
+          <w:b w:val="0"/>
+          <w:sz w:val="21"/>
+        </w:rPr>
+        <w:t>1970년 결성 ~ 현재 활동 중</w:t>
+      </w:r>
+    </w:p>
+    <w:p>
+      <w:pPr>
+        <w:spacing w:line="324" w:lineRule="auto" w:after="80"/>
+      </w:pPr>
+      <w:r>
+        <w:rPr w:rFonts="맑은 고딕">
+          <w:rFonts w:ascii="맑은 고딕" w:hAnsi="맑은 고딕" w:eastAsia="맑은 고딕"/>
+          <w:b w:val="0"/>
+          <w:color w:val="6B7280"/>
+          <w:sz w:val="21"/>
+        </w:rPr>
+        <w:t xml:space="preserve">· </w:t>
+      </w:r>
+      <w:r>
+        <w:rPr w:rFonts="맑은 고딕">
+          <w:rFonts w:ascii="맑은 고딕" w:hAnsi="맑은 고딕" w:eastAsia="맑은 고딕"/>
+          <w:b/>
+          <w:color w:val="1F2937"/>
+          <w:sz w:val="21"/>
+        </w:rPr>
+        <w:t xml:space="preserve">그룹 소속: </w:t>
+      </w:r>
+      <w:r>
+        <w:rPr w:rFonts="맑은 고딕">
+          <w:rFonts w:ascii="맑은 고딕" w:hAnsi="맑은 고딕" w:eastAsia="맑은 고딕"/>
+          <w:b w:val="0"/>
+          <w:sz w:val="21"/>
+        </w:rPr>
+        <w:t>4인조 일렉트로닉 콰르텟 (전성기 핵심 멤버: 랄프 휘터, 플로리안 슈나이더, 볼프강 플뤼어, 칼 바르토스)</w:t>
+      </w:r>
+    </w:p>
+    <w:p>
+      <w:pPr>
+        <w:spacing w:line="324" w:lineRule="auto" w:after="80"/>
+      </w:pPr>
+      <w:r>
+        <w:rPr w:rFonts="맑은 고딕">
+          <w:rFonts w:ascii="맑은 고딕" w:hAnsi="맑은 고딕" w:eastAsia="맑은 고딕"/>
+          <w:b w:val="0"/>
+          <w:color w:val="6B7280"/>
+          <w:sz w:val="21"/>
+        </w:rPr>
+        <w:t xml:space="preserve">· </w:t>
+      </w:r>
+      <w:r>
+        <w:rPr w:rFonts="맑은 고딕">
+          <w:rFonts w:ascii="맑은 고딕" w:hAnsi="맑은 고딕" w:eastAsia="맑은 고딕"/>
+          <w:b/>
+          <w:color w:val="1F2937"/>
+          <w:sz w:val="21"/>
+        </w:rPr>
+        <w:t xml:space="preserve">아티스트 소개: </w:t>
+      </w:r>
+      <w:r>
+        <w:rPr w:rFonts="맑은 고딕">
+          <w:rFonts w:ascii="맑은 고딕" w:hAnsi="맑은 고딕" w:eastAsia="맑은 고딕"/>
+          <w:b w:val="0"/>
+          <w:sz w:val="21"/>
+        </w:rPr>
+        <w:t>크라프트베르크는 대중음악에 신시사이저와 전자 비트를 본격적으로 도입하여 현대 신스팝, 테크노, 앰비언트의 태동을 이끈 전자음악의 살아있는 신화이자 현대 음향의 건축가들입니다. 기계와 인간의 융합이라는 독보적인 '인간-기계(Mensch-Maschine)' 미학을 창조하며, 바흐의 대위법적 구조와 현대 기술을 결합하여 20세기 후반 팝 음악의 패러다임을 근원적으로 전환시켰습니다.</w:t>
+      </w:r>
+    </w:p>
+    <w:p>
+      <w:pPr>
+        <w:spacing w:line="324" w:lineRule="auto" w:before="200" w:after="80"/>
+      </w:pPr>
+      <w:r>
+        <w:rPr w:rFonts="맑은 고딕">
+          <w:rFonts w:ascii="맑은 고딕" w:hAnsi="맑은 고딕" w:eastAsia="맑은 고딕"/>
+          <w:b/>
+          <w:color w:val="1E3A8A"/>
+          <w:sz w:val="24"/>
+        </w:rPr>
+        <w:t>3. 음반 상세 분석</w:t>
+      </w:r>
+    </w:p>
+    <w:p>
+      <w:pPr>
+        <w:spacing w:line="324" w:lineRule="auto" w:after="80"/>
+      </w:pPr>
+      <w:r>
+        <w:rPr w:rFonts="맑은 고딕">
+          <w:rFonts w:ascii="맑은 고딕" w:hAnsi="맑은 고딕" w:eastAsia="맑은 고딕"/>
+          <w:b w:val="0"/>
+          <w:color w:val="6B7280"/>
+          <w:sz w:val="21"/>
+        </w:rPr>
+        <w:t xml:space="preserve">· </w:t>
+      </w:r>
+      <w:r>
+        <w:rPr w:rFonts="맑은 고딕">
+          <w:rFonts w:ascii="맑은 고딕" w:hAnsi="맑은 고딕" w:eastAsia="맑은 고딕"/>
+          <w:b/>
+          <w:color w:val="1F2937"/>
+          <w:sz w:val="21"/>
+        </w:rPr>
+        <w:t xml:space="preserve">역사적 위치: </w:t>
+      </w:r>
+      <w:r>
+        <w:rPr w:rFonts="맑은 고딕">
+          <w:rFonts w:ascii="맑은 고딕" w:hAnsi="맑은 고딕" w:eastAsia="맑은 고딕"/>
+          <w:b w:val="0"/>
+          <w:sz w:val="21"/>
+        </w:rPr>
+        <w:t>기존 크라우트록(Krautrock)의 틀을 깨고 100% 전자 악기(미니무그, 오디세이 신시사이저, 보코더 등)만으로 빚어낸 전자음악의 결정적 분기점입니다. 무선 통신(Radio)과 방사능(Radioactivity)이라는 동음이의어적 테마를 과학적 정밀함과 클래식컬한 우아함으로 풀어내어, 후대 팝과 일렉트로닉 씬 전체에 지대한 영감을 불어넣은 교과서적인 앨범입니다.</w:t>
+      </w:r>
+    </w:p>
+    <w:p>
+      <w:pPr>
+        <w:spacing w:line="324" w:lineRule="auto" w:after="80"/>
+      </w:pPr>
+      <w:r>
+        <w:rPr w:rFonts="맑은 고딕">
+          <w:rFonts w:ascii="맑은 고딕" w:hAnsi="맑은 고딕" w:eastAsia="맑은 고딕"/>
+          <w:b w:val="0"/>
+          <w:color w:val="6B7280"/>
+          <w:sz w:val="21"/>
+        </w:rPr>
+        <w:t xml:space="preserve">· </w:t>
+      </w:r>
+      <w:r>
+        <w:rPr w:rFonts="맑은 고딕">
+          <w:rFonts w:ascii="맑은 고딕" w:hAnsi="맑은 고딕" w:eastAsia="맑은 고딕"/>
+          <w:b/>
+          <w:color w:val="1F2937"/>
+          <w:sz w:val="21"/>
+        </w:rPr>
+        <w:t xml:space="preserve">시대의 흔적(스토리텔링): </w:t>
+      </w:r>
+      <w:r>
+        <w:rPr w:rFonts="맑은 고딕">
+          <w:rFonts w:ascii="맑은 고딕" w:hAnsi="맑은 고딕" w:eastAsia="맑은 고딕"/>
+          <w:b w:val="0"/>
+          <w:sz w:val="21"/>
+        </w:rPr>
+        <w:t>1970년대 중반 냉전의 그늘 아래 원자력 발전의 눈부신 발전과 그 이면에 자리한 파멸의 공포, 그리고 미디어의 확장이 공존하던 서독 청년들의 지적 고뇌와 낭만이 서려 있습니다. 심야의 단파 라디오에서 들려오는 아스라한 잡음과 모스 부호 속에서 미래를 예감하던 당시 젊은 세대의 고독한 문화적 공기가 앨범 전편에 짙게 배어 있습니다.</w:t>
+      </w:r>
+    </w:p>
+    <w:p>
+      <w:pPr>
+        <w:spacing w:line="324" w:lineRule="auto" w:before="200" w:after="80"/>
+      </w:pPr>
+      <w:r>
+        <w:rPr w:rFonts="맑은 고딕">
+          <w:rFonts w:ascii="맑은 고딕" w:hAnsi="맑은 고딕" w:eastAsia="맑은 고딕"/>
+          <w:b/>
+          <w:color w:val="1E3A8A"/>
+          <w:sz w:val="24"/>
+        </w:rPr>
+        <w:t>4. 주요 수록곡 및 감상 제언</w:t>
+      </w:r>
+    </w:p>
+    <w:p>
+      <w:pPr>
+        <w:spacing w:line="324" w:lineRule="auto" w:after="80"/>
+      </w:pPr>
+      <w:r>
+        <w:rPr w:rFonts="맑은 고딕">
+          <w:rFonts w:ascii="맑은 고딕" w:hAnsi="맑은 고딕" w:eastAsia="맑은 고딕"/>
+          <w:b w:val="0"/>
+          <w:color w:val="6B7280"/>
+          <w:sz w:val="21"/>
+        </w:rPr>
+        <w:t xml:space="preserve">· </w:t>
+      </w:r>
+      <w:r>
+        <w:rPr w:rFonts="맑은 고딕">
+          <w:rFonts w:ascii="맑은 고딕" w:hAnsi="맑은 고딕" w:eastAsia="맑은 고딕"/>
+          <w:b/>
+          <w:color w:val="1F2937"/>
+          <w:sz w:val="21"/>
+        </w:rPr>
+        <w:t xml:space="preserve">주요 수록곡 특징: </w:t>
+      </w:r>
+      <w:r>
+        <w:rPr w:rFonts="맑은 고딕">
+          <w:rFonts w:ascii="맑은 고딕" w:hAnsi="맑은 고딕" w:eastAsia="맑은 고딕"/>
+          <w:b w:val="0"/>
+          <w:sz w:val="21"/>
+        </w:rPr>
+        <w:t>가이거 계수기의 리듬과 비장한 보코더 음성, 성스러운 합창 사운드가 교차하며 처연하도록 아름다운 멜로디를 자아내는 타이틀곡 'Radioactivity'는 앨범의 백미입니다. 전파의 유영을 경쾌한 전자 펄스로 형상화한 'Airwaves', 그리고 라디오 주파수의 혼선을 딛고 점진적으로 웅장한 화음을 쌓아 올리는 서정적 대곡 'Ohm Sweet Ohm'은 기계음이 도달할 수 있는 가장 순수한 시적 감흥을 선사합니다.</w:t>
+      </w:r>
+    </w:p>
+    <w:p>
+      <w:pPr>
+        <w:spacing w:line="324" w:lineRule="auto" w:after="80"/>
+      </w:pPr>
+      <w:r>
+        <w:rPr w:rFonts="맑은 고딕">
+          <w:rFonts w:ascii="맑은 고딕" w:hAnsi="맑은 고딕" w:eastAsia="맑은 고딕"/>
+          <w:b w:val="0"/>
+          <w:color w:val="6B7280"/>
+          <w:sz w:val="21"/>
+        </w:rPr>
+        <w:t xml:space="preserve">· </w:t>
+      </w:r>
+      <w:r>
+        <w:rPr w:rFonts="맑은 고딕">
+          <w:rFonts w:ascii="맑은 고딕" w:hAnsi="맑은 고딕" w:eastAsia="맑은 고딕"/>
+          <w:b/>
+          <w:color w:val="1F2937"/>
+          <w:sz w:val="21"/>
+        </w:rPr>
+        <w:t xml:space="preserve">빈티지 감상 제언: </w:t>
+      </w:r>
+      <w:r>
+        <w:rPr w:rFonts="맑은 고딕">
+          <w:rFonts w:ascii="맑은 고딕" w:hAnsi="맑은 고딕" w:eastAsia="맑은 고딕"/>
+          <w:b w:val="0"/>
+          <w:sz w:val="21"/>
+        </w:rPr>
+        <w:t>진공관 앰프의 따스한 배음과 묵직한 턴테이블의 회전은 아날로그 신시사이저 고유의 풍성한 저역과 날카로운 고주파 노이즈를 유려하고 입체적인 공간감으로 감싸 안아줍니다. 바이닐 특유의 그루브를 스치는 미세한 표면 잡음은 음반에 수록된 '우주적 전파 노이즈'와 기적처럼 융합되어, 마치 어두운 밤 홀로 단파 라디오의 다이얼을 돌리는 듯한 황홀한 공감각적 체험을 제공합니다.</w:t>
+      </w:r>
+    </w:p>
+    <w:p>
+      <w:pPr>
+        <w:spacing w:line="324" w:lineRule="auto" w:after="80"/>
+      </w:pPr>
+      <w:r>
+        <w:rPr w:rFonts="맑은 고딕">
+          <w:rFonts w:ascii="맑은 고딕" w:hAnsi="맑은 고딕" w:eastAsia="맑은 고딕"/>
+          <w:b w:val="0"/>
+          <w:color w:val="6B7280"/>
+          <w:sz w:val="21"/>
+        </w:rPr>
+        <w:t xml:space="preserve">· </w:t>
+      </w:r>
+      <w:r>
+        <w:rPr w:rFonts="맑은 고딕">
+          <w:rFonts w:ascii="맑은 고딕" w:hAnsi="맑은 고딕" w:eastAsia="맑은 고딕"/>
+          <w:b/>
+          <w:color w:val="1F2937"/>
+          <w:sz w:val="21"/>
+        </w:rPr>
+        <w:t xml:space="preserve">소장 가치: </w:t>
+      </w:r>
+      <w:r>
+        <w:rPr w:rFonts="맑은 고딕">
+          <w:rFonts w:ascii="맑은 고딕" w:hAnsi="맑은 고딕" w:eastAsia="맑은 고딕"/>
+          <w:b w:val="0"/>
+          <w:sz w:val="21"/>
+        </w:rPr>
+        <w:t>음향학적 선구안을 증명하는 소리의 기록물이자, 1930년대 빈티지 독일 라디오를 형상화한 미니멀한 커버 아트워크만으로도 20세기 산업 디자인의 가치를 품고 있어 정통 LP 컬렉터라면 반드시 턴테이블 곁에 두어야 할 영구 보존 음반입니다.</w:t>
+      </w:r>
+    </w:p>
+    <w:p>
+      <w:pPr>
+        <w:spacing w:line="324" w:lineRule="auto" w:after="120" w:before="160"/>
+      </w:pPr>
+      <w:r>
+        <w:rPr w:rFonts="맑은 고딕">
+          <w:rFonts w:ascii="맑은 고딕" w:hAnsi="맑은 고딕" w:eastAsia="맑은 고딕"/>
+          <w:b/>
+          <w:color w:val="4338CA"/>
+          <w:sz w:val="21"/>
+        </w:rPr>
+        <w:t>이 음반을 통해 차가운 기계음의 심연 속에서 아련한 빛처럼 피어나는 아날로그 사운드가 전해주는 감동을 다시 한번 경험해 보시는 것은 어떨까요?</w:t>
       </w:r>
     </w:p>
     <w:sectPr>
       <w:pgSz w:w="12240" w:h="15840"/>
-      <w:pgMar w:top="1440" w:right="1440" w:bottom="1440" w:left="1440" w:header="720" w:footer="720" w:gutter="0"/>
+      <w:pgMar w:top="1152" w:right="1296" w:bottom="1152" w:left="1296" w:header="720" w:footer="720" w:gutter="0"/>
       <w:cols w:space="720"/>
       <w:docGrid w:linePitch="360"/>
     </w:sectPr>

--- a/word_reports/LP_0212_위치_378_Kraftwerk_Radio Activity.docx
+++ b/word_reports/LP_0212_위치_378_Kraftwerk_Radio Activity.docx
@@ -32,7 +32,7 @@
     </w:p>
     <w:p>
       <w:pPr>
-        <w:spacing w:line="324" w:lineRule="auto" w:before="80" w:after="160"/>
+        <w:spacing w:line="324" w:lineRule="auto" w:before="80" w:after="120"/>
       </w:pPr>
       <w:r>
         <w:rPr w:rFonts="맑은 고딕">
@@ -42,13 +42,6 @@
           <w:sz w:val="22"/>
         </w:rPr>
         <w:t xml:space="preserve">[음반 소개] </w:t>
-      </w:r>
-      <w:r>
-        <w:rPr w:rFonts="맑은 고딕">
-          <w:rFonts w:ascii="맑은 고딕" w:hAnsi="맑은 고딕" w:eastAsia="맑은 고딕"/>
-          <w:b w:val="0"/>
-          <w:sz w:val="21"/>
-        </w:rPr>
       </w:r>
     </w:p>
     <w:p>
@@ -61,7 +54,33 @@
           <w:b w:val="0"/>
           <w:sz w:val="21"/>
         </w:rPr>
-        <w:t>차가운 기계 문명의 심장부에서 피어난 가장 서정적이고 철학적인 전자음악의 서사시, 크라프트베르크의 1975년 작 『Radio Activity』는 소리와 침묵의 경계를 허문 음악사의 기념비적 걸작입니다. 라디오 전파의 신비로운 울림과 원자력이라는 현대 과학의 이중성을 시적 언어와 미니멀한 신시사이저 선율로 정제해 낸 이 음반은, 기술이 예술의 정점에 도달했을 때 발현되는 숭고한 미학을 완벽하게 증명합니다. 전위적인 아방가르드의 실험 정신과 고전 음악의 정갈한 형식미가 절묘한 조화를 이루며, 반세기가 흐른 오늘날에도 차가운 금속성 텍스처 속에 온기를 머금은 채 영원한 감동의 파동으로 귓가에 머뭅니다.</w:t>
+        <w:t>1975년, 라인강변의 산업도시 뒤셀도르프에 위치한 클링 클랑(Kling Klang) 스튜디오에서는 기계의 심장박동과 인간의 영혼이 교차하는 미증유의 소리 풍경이 빚어지고 있었습니다. 전작 《Autobahn》을 통해 아우토반의 끝없는 아스팔트 위를 질주하며 세계적인 명성을 획득했던 크라프트베르크는, 이 다섯 번째 정규작 《Radio-Activity(Radio-Aktivität)》에 이르러 인류 문명의 가장 보이지 않는 심연, 즉 전파(Radio)와 방사능(Radioactivity)이라는 이중적 테마 속으로 예술적 안테나를 깊숙이 드리웁니다. 이들은 악기로서의 신시사이저를 넘어 오실레이터, 보코더, 가이거 계수기(Geiger counter)의 균열음을 미학의 경지로 끌어올리며 전자음악이 지닐 수 있는 가장 지적이고도 시적인 청사진을 완성해 냈습니다.</w:t>
+      </w:r>
+    </w:p>
+    <w:p>
+      <w:pPr>
+        <w:spacing w:line="324" w:lineRule="auto" w:after="120"/>
+      </w:pPr>
+      <w:r>
+        <w:rPr w:rFonts="맑은 고딕">
+          <w:rFonts w:ascii="맑은 고딕" w:hAnsi="맑은 고딕" w:eastAsia="맑은 고딕"/>
+          <w:b w:val="0"/>
+          <w:sz w:val="21"/>
+        </w:rPr>
+        <w:t>이 음반은 대중음악사에서 기술과 인간의 관계를 사유한 기념비적인 분수령입니다. 당대 록 음악이 거친 육체성과 저항의 카타르시스에 매몰되어 있을 때, 랄프 휘터와 플로리안 슈나이더는 단정한 수트를 입은 '소리 테크노크라트'가 되어 차가운 전자 회로 속에서 역설적으로 가장 순수한 서정성을 길어 올렸습니다. 음반 전반을 관통하는 콘셉트는 통신 매체로서의 라디오가 지닌 낭만적 연결감과, 원자핵 분열이 초래하는 파멸적 침묵이라는 양가적 공포를 정교하게 직조합니다. 모스 부호의 점과 선, 미세한 정전기 노이즈조차 리듬과 화성이 되는 이 놀라운 사운드트랙은 훗날 신스팝, 뉴웨이브, 앰비언트, 그리고 테크노의 태동을 알리는 거대한 모태가 되었습니다.</w:t>
+      </w:r>
+    </w:p>
+    <w:p>
+      <w:pPr>
+        <w:spacing w:line="324" w:lineRule="auto" w:after="120"/>
+      </w:pPr>
+      <w:r>
+        <w:rPr w:rFonts="맑은 고딕">
+          <w:rFonts w:ascii="맑은 고딕" w:hAnsi="맑은 고딕" w:eastAsia="맑은 고딕"/>
+          <w:b w:val="0"/>
+          <w:sz w:val="21"/>
+        </w:rPr>
+        <w:t>세월이 반세기를 향해 흘러간 오늘날에도 《Radio Activity》가 던지는 울림은 결코 퇴색하지 않습니다. 오히려 디지털 테크놀로지가 일상을 지배하고 핵과 에너지에 대한 인류의 고뇌가 여전한 현대에 이르러, 이들이 예견했던 '소리의 디스토피아와 유토피아'는 더욱 생생한 생명력을 뿜어냅니다. 기계적인 차가움 밑바닥에 흐르는 멜랑콜리, 흑백 필름처럼 부유하는 신시사이저의 잔향은 듣는 이의 내면 깊은 곳을 건드리며 차분한 명상의 시간으로 우리를 인도합니다. 그것은 기계가 노래하는 가장 슬프고도 아름다운 서정시이자, 오직 아날로그 바이닐의 고랑을 통해서만 온전히 복원되는 20세기 지성사의 위대한 음악적 유산입니다.</w:t>
       </w:r>
     </w:p>
     <w:p>
@@ -168,7 +187,7 @@
           <w:b w:val="0"/>
           <w:sz w:val="21"/>
         </w:rPr>
-        <w:t>1975년 11월 뒤셀도르프의 전설적인 '클링 클랑(Kling Klang)' 스튜디오에서 멤버들이 직접 프로듀싱하여 발매한 통산 다섯 번째 정규 음반이자, 전통 악기를 완전히 배제하고 순수 전자음향의 세계로 진입한 최초의 콘셉트 앨범입니다.</w:t>
+        <w:t>1975년 10월, 독일의 Kling Klang/EMI 및 영미권의 Capitol Records를 통해 발매된 크라프트베르크의 통산 5번째 스튜디오 앨범이자, 멤버들이 외부 프로듀서 없이 전곡을 자체 제작한 기념비적인 순수 전자음악 콘셉트 음반입니다.</w:t>
       </w:r>
     </w:p>
     <w:p>
@@ -199,7 +218,7 @@
           <w:b w:val="0"/>
           <w:sz w:val="21"/>
         </w:rPr>
-        <w:t>발매 직후 유럽 전역에서 뜨거운 반응을 얻었으며, 특히 프랑스 싱글 차트 1위를 기록하고 프랑스 내에서만 50만 장 이상의 판매고를 올리는 등 상업적 성공과 대중적 인지도를 확고히 구축한 명반입니다.</w:t>
+        <w:t>프랑스 싱글 차트에서 타이틀곡 'Radioactivity'가 1위에 오르며 50만 장 이상의 경이적인 판매고를 기록했고 골드 디스크를 달성했습니다. 독일 앨범 차트 22위에 오르는 등 유럽 전역에서 컬트적인 찬사와 상업적 성공을 동시에 거두었습니다.</w:t>
       </w:r>
     </w:p>
     <w:p>
@@ -230,7 +249,7 @@
           <w:b w:val="0"/>
           <w:sz w:val="21"/>
         </w:rPr>
-        <w:t>NME, 롤링 스톤(Rolling Stone), 피치포크(Pitchfork) 등 세계 유수 음악 매체의 '역대 최고 일렉트로닉 명반' 리스트에 지속적으로 헌정되었으며, 크라프트베르크의 2014년 그래미 평생공로상 수상과 2021년 로큰롤 명예의 전당 헌액의 굳건한 예술적 초석이 되었습니다.</w:t>
+        <w:t>영국의 유력 음악지 《NME》와 《Melody Maker》 등에서 찬사를 받았으며, 후대 대중음악 평단(Pitchfork, AllMusic 등)으로부터 만점에 가까운 평점과 함께 '전자음악과 신스팝의 기원을 이룩한 마스터피스'로 공인받고 있습니다.</w:t>
       </w:r>
     </w:p>
     <w:p>
@@ -306,7 +325,7 @@
           <w:b w:val="0"/>
           <w:sz w:val="21"/>
         </w:rPr>
-        <w:t>1970년 결성 ~ 현재 활동 중</w:t>
+        <w:t>1970년 결성 (랄프 휘터: 1946년생 / 플로리안 슈나이더: 1947~2020)</w:t>
       </w:r>
     </w:p>
     <w:p>
@@ -337,7 +356,7 @@
           <w:b w:val="0"/>
           <w:sz w:val="21"/>
         </w:rPr>
-        <w:t>4인조 일렉트로닉 콰르텟 (전성기 핵심 멤버: 랄프 휘터, 플로리안 슈나이더, 볼프강 플뤼어, 칼 바르토스)</w:t>
+        <w:t>4인조 전자음악 그룹 (결성 주역: 랄프 휘터, 플로리안 슈나이더)</w:t>
       </w:r>
     </w:p>
     <w:p>
@@ -368,7 +387,7 @@
           <w:b w:val="0"/>
           <w:sz w:val="21"/>
         </w:rPr>
-        <w:t>크라프트베르크는 대중음악에 신시사이저와 전자 비트를 본격적으로 도입하여 현대 신스팝, 테크노, 앰비언트의 태동을 이끈 전자음악의 살아있는 신화이자 현대 음향의 건축가들입니다. 기계와 인간의 융합이라는 독보적인 '인간-기계(Mensch-Maschine)' 미학을 창조하며, 바흐의 대위법적 구조와 현대 기술을 결합하여 20세기 후반 팝 음악의 패러다임을 근원적으로 전환시켰습니다.</w:t>
+        <w:t>크라프트베르크는 대중음악사에 신시사이저와 전자 시퀀서를 주류 언어로 정착시킨 독보적인 혁명가들입니다. 클래식 아방가르드와 크라우트록의 토양 위에서 미니멀리즘과 팝의 멜로디를 결합하여 일렉트로닉 팝, 테크노, 힙합 등 현대 대중음악 전반의 사운드 메커니즘을 창시한 선구자로 평가받습니다.</w:t>
       </w:r>
     </w:p>
     <w:p>
@@ -413,7 +432,7 @@
           <w:b w:val="0"/>
           <w:sz w:val="21"/>
         </w:rPr>
-        <w:t>기존 크라우트록(Krautrock)의 틀을 깨고 100% 전자 악기(미니무그, 오디세이 신시사이저, 보코더 등)만으로 빚어낸 전자음악의 결정적 분기점입니다. 무선 통신(Radio)과 방사능(Radioactivity)이라는 동음이의어적 테마를 과학적 정밀함과 클래식컬한 우아함으로 풀어내어, 후대 팝과 일렉트로닉 씬 전체에 지대한 영감을 불어넣은 교과서적인 앨범입니다.</w:t>
+        <w:t>록 밴드의 악기 구성을 완전히 배제하고 오직 신시사이저, 드럼 머신, 보코더, 자체 제작 전자 기기만으로 앨범 전체를 완성해 낸 초기 전자음악의 금자탑입니다. 이전의 실험성을 대중적인 멜로디 구조와 결합하여 1980년대 신스팝의 문을 활짝 열어젖힌 음악사적 교각 역할을 합니다.</w:t>
       </w:r>
     </w:p>
     <w:p>
@@ -444,7 +463,7 @@
           <w:b w:val="0"/>
           <w:sz w:val="21"/>
         </w:rPr>
-        <w:t>1970년대 중반 냉전의 그늘 아래 원자력 발전의 눈부신 발전과 그 이면에 자리한 파멸의 공포, 그리고 미디어의 확장이 공존하던 서독 청년들의 지적 고뇌와 낭만이 서려 있습니다. 심야의 단파 라디오에서 들려오는 아스라한 잡음과 모스 부호 속에서 미래를 예감하던 당시 젊은 세대의 고독한 문화적 공기가 앨범 전편에 짙게 배어 있습니다.</w:t>
+        <w:t>냉전의 긴장감이 감돌고 원자력 에너지에 대한 낙관과 핵전쟁의 불안이 공존하던 1970년대 중반, 유럽 청년들이 느끼던 실존적 불안과 미디어의 확장을 '에테르 속의 전파'라는 은유로 담아냈습니다. 기계의 규격화된 소음 속에서 길어 올린 청춘의 고독과 서정성이 앨범 전편에 짙게 배어 있습니다.</w:t>
       </w:r>
     </w:p>
     <w:p>
@@ -489,7 +508,99 @@
           <w:b w:val="0"/>
           <w:sz w:val="21"/>
         </w:rPr>
-        <w:t>가이거 계수기의 리듬과 비장한 보코더 음성, 성스러운 합창 사운드가 교차하며 처연하도록 아름다운 멜로디를 자아내는 타이틀곡 'Radioactivity'는 앨범의 백미입니다. 전파의 유영을 경쾌한 전자 펄스로 형상화한 'Airwaves', 그리고 라디오 주파수의 혼선을 딛고 점진적으로 웅장한 화음을 쌓아 올리는 서정적 대곡 'Ohm Sweet Ohm'은 기계음이 도달할 수 있는 가장 순수한 시적 감흥을 선사합니다.</w:t>
+      </w:r>
+    </w:p>
+    <w:p>
+      <w:pPr>
+        <w:spacing w:line="324" w:lineRule="auto" w:after="80"/>
+      </w:pPr>
+      <w:r>
+        <w:rPr w:rFonts="맑은 고딕">
+          <w:rFonts w:ascii="맑은 고딕" w:hAnsi="맑은 고딕" w:eastAsia="맑은 고딕"/>
+          <w:b w:val="0"/>
+          <w:color w:val="6B7280"/>
+          <w:sz w:val="21"/>
+        </w:rPr>
+        <w:t xml:space="preserve">· </w:t>
+      </w:r>
+      <w:r>
+        <w:rPr w:rFonts="맑은 고딕">
+          <w:rFonts w:ascii="맑은 고딕" w:hAnsi="맑은 고딕" w:eastAsia="맑은 고딕"/>
+          <w:b/>
+          <w:color w:val="1F2937"/>
+          <w:sz w:val="21"/>
+        </w:rPr>
+        <w:t xml:space="preserve">'Radioactivity': </w:t>
+      </w:r>
+      <w:r>
+        <w:rPr w:rFonts="맑은 고딕">
+          <w:rFonts w:ascii="맑은 고딕" w:hAnsi="맑은 고딕" w:eastAsia="맑은 고딕"/>
+          <w:b w:val="0"/>
+          <w:sz w:val="21"/>
+        </w:rPr>
+        <w:t>가이거 계수기의 불길한 카운팅 소리로 시작하여 장엄한 코러스와 처연한 멜로디, 다국어 내레이션이 교차하며 서늘하면서도 압도적인 비장미를 선사하는 앨범의 정점입니다.</w:t>
+      </w:r>
+    </w:p>
+    <w:p>
+      <w:pPr>
+        <w:spacing w:line="324" w:lineRule="auto" w:after="80"/>
+      </w:pPr>
+      <w:r>
+        <w:rPr w:rFonts="맑은 고딕">
+          <w:rFonts w:ascii="맑은 고딕" w:hAnsi="맑은 고딕" w:eastAsia="맑은 고딕"/>
+          <w:b w:val="0"/>
+          <w:color w:val="6B7280"/>
+          <w:sz w:val="21"/>
+        </w:rPr>
+        <w:t xml:space="preserve">· </w:t>
+      </w:r>
+      <w:r>
+        <w:rPr w:rFonts="맑은 고딕">
+          <w:rFonts w:ascii="맑은 고딕" w:hAnsi="맑은 고딕" w:eastAsia="맑은 고딕"/>
+          <w:b/>
+          <w:color w:val="1F2937"/>
+          <w:sz w:val="21"/>
+        </w:rPr>
+        <w:t xml:space="preserve">'Ohm Sweet Ohm': </w:t>
+      </w:r>
+      <w:r>
+        <w:rPr w:rFonts="맑은 고딕">
+          <w:rFonts w:ascii="맑은 고딕" w:hAnsi="맑은 고딕" w:eastAsia="맑은 고딕"/>
+          <w:b w:val="0"/>
+          <w:sz w:val="21"/>
+        </w:rPr>
+        <w:t>차분하고 목가적인 멜로디로 출발하여 점진적으로 템포가 빨라지며 기쁨에 찬 전자 오케스트레이션으로 폭발하는 미니멀리즘의 극치를 보여줍니다.</w:t>
+      </w:r>
+    </w:p>
+    <w:p>
+      <w:pPr>
+        <w:spacing w:line="324" w:lineRule="auto" w:after="80"/>
+      </w:pPr>
+      <w:r>
+        <w:rPr w:rFonts="맑은 고딕">
+          <w:rFonts w:ascii="맑은 고딕" w:hAnsi="맑은 고딕" w:eastAsia="맑은 고딕"/>
+          <w:b w:val="0"/>
+          <w:color w:val="6B7280"/>
+          <w:sz w:val="21"/>
+        </w:rPr>
+        <w:t xml:space="preserve">· </w:t>
+      </w:r>
+      <w:r>
+        <w:rPr w:rFonts="맑은 고딕">
+          <w:rFonts w:ascii="맑은 고딕" w:hAnsi="맑은 고딕" w:eastAsia="맑은 고딕"/>
+          <w:b/>
+          <w:color w:val="1F2937"/>
+          <w:sz w:val="21"/>
+        </w:rPr>
+        <w:t xml:space="preserve">'Airwaves': </w:t>
+      </w:r>
+      <w:r>
+        <w:rPr w:rFonts="맑은 고딕">
+          <w:rFonts w:ascii="맑은 고딕" w:hAnsi="맑은 고딕" w:eastAsia="맑은 고딕"/>
+          <w:b w:val="0"/>
+          <w:sz w:val="21"/>
+        </w:rPr>
+        <w:t>경쾌한 일렉트로닉 비트 위에 라디오 전파를 타는 멜로디의 낭만을 싱그럽게 실어 나른 수작입니다.</w:t>
       </w:r>
     </w:p>
     <w:p>
@@ -520,7 +631,7 @@
           <w:b w:val="0"/>
           <w:sz w:val="21"/>
         </w:rPr>
-        <w:t>진공관 앰프의 따스한 배음과 묵직한 턴테이블의 회전은 아날로그 신시사이저 고유의 풍성한 저역과 날카로운 고주파 노이즈를 유려하고 입체적인 공간감으로 감싸 안아줍니다. 바이닐 특유의 그루브를 스치는 미세한 표면 잡음은 음반에 수록된 '우주적 전파 노이즈'와 기적처럼 융합되어, 마치 어두운 밤 홀로 단파 라디오의 다이얼을 돌리는 듯한 황홀한 공감각적 체험을 제공합니다.</w:t>
+        <w:t>신시사이저의 초기 아날로그 발진음(Oscillator Wave)은 디지털 리마스터링보다 오리지널 바이닐의 그루브를 진공관 앰프에 통과시킬 때 진정한 가치가 드러납니다. 묵직하게 가라앉는 저역의 전자 펄스와 보코더의 배음이 스피커 사이의 공간감을 촘촘히 메우며, 기계음 속에서도 체온처럼 따뜻한 아날로그 특유의 잔향과 서정적인 질감을 온전히 체감할 수 있습니다.</w:t>
       </w:r>
     </w:p>
     <w:p>
@@ -551,7 +662,7 @@
           <w:b w:val="0"/>
           <w:sz w:val="21"/>
         </w:rPr>
-        <w:t>음향학적 선구안을 증명하는 소리의 기록물이자, 1930년대 빈티지 독일 라디오를 형상화한 미니멀한 커버 아트워크만으로도 20세기 산업 디자인의 가치를 품고 있어 정통 LP 컬렉터라면 반드시 턴테이블 곁에 두어야 할 영구 보존 음반입니다.</w:t>
+        <w:t>모스 부호와 에밀 슈나이더가 디자인한 빈티지 라디오 일러스트가 새겨진 앨범 커버는 그 자체로 20세기 인더스트리얼 아트의 걸작입니다. 일렉트로닉 음악의 뿌리를 탐구하는 오디오파일과 바이닐 컬렉터라면 컬렉션의 중심부에 반드시 비치해야 할 역사적 필수 명반입니다.</w:t>
       </w:r>
     </w:p>
     <w:p>
@@ -565,7 +676,7 @@
           <w:color w:val="4338CA"/>
           <w:sz w:val="21"/>
         </w:rPr>
-        <w:t>이 음반을 통해 차가운 기계음의 심연 속에서 아련한 빛처럼 피어나는 아날로그 사운드가 전해주는 감동을 다시 한번 경험해 보시는 것은 어떨까요?</w:t>
+        <w:t>이 음반을 통해 차가운 전자 회로의 틈새에서 피어난 가장 순수한 서정미가 전해주는 감동을 다시 한번 경험해 보시는 것은 어떨까요?</w:t>
       </w:r>
     </w:p>
     <w:sectPr>
